--- a/en/scientists/CV/Word/Efendiyev_Messoud_CV_EN.docx
+++ b/en/scientists/CV/Word/Efendiyev_Messoud_CV_EN.docx
@@ -439,7 +439,7 @@
           <w:sz w:val="21"/>
           <w:szCs w:val="21"/>
         </w:rPr>
-        <w:t>Messoud Efendiyev is rector’s distinguished visiting professor at Marmara University in Istanbul and head of the Department of Dynamical Systems at Helmholtz Zentrum München, with a guest and leading professorship linked to the Technical University of Munich. He received a PhD from Lomonosov Moscow State University in 1980 and a Dr. Sci. (habilitation) from the Free University of Berlin in 1998. The CV lists 8 books and states that he is an author or coauthor of 186 journal and conference papers. His stated interests are infinite-dimensional dynamical systems, mathematical biology and medicine, and nonlinear equations of mathematical physics.</w:t>
+        <w:t>Messoud Efendiyev is rector’s distinguished visiting professor at Marmara University in Istanbul and head of the Department of Dynamical Systems at Helmholtz Zentrum München, with a guest and leading professorship linked to the Technical University of Munich. He received a PhD from Lomonosov Moscow State University in 1980 and a Dr. Sci. (habilitation) from the Free University of Berlin in 1998. Authored or coauthored 8 books and 186 journal and conference papers. His stated interests are infinite-dimensional dynamical systems, mathematical biology and medicine, and nonlinear equations of mathematical physics.</w:t>
       </w:r>
     </w:p>
     <w:p>
@@ -2509,7 +2509,7 @@
                 <w:sz w:val="21"/>
                 <w:szCs w:val="21"/>
               </w:rPr>
-              <w:t>CV</w:t>
+              <w:t>Self-reported</w:t>
             </w:r>
           </w:p>
         </w:tc>
@@ -2613,7 +2613,7 @@
                 <w:sz w:val="21"/>
                 <w:szCs w:val="21"/>
               </w:rPr>
-              <w:t>CV</w:t>
+              <w:t>Self-reported</w:t>
             </w:r>
           </w:p>
         </w:tc>
